--- a/01 Documentacion de Diseño/Marketing/Que es defcon5.docx
+++ b/01 Documentacion de Diseño/Marketing/Que es defcon5.docx
@@ -34,6 +34,133 @@
           <w:lang w:val="es-MX"/>
         </w:rPr>
       </w:pPr>
+      <w:r>
+        <w:rPr>
+          <w:rFonts w:hint="default"/>
+          <w:sz w:val="22"/>
+          <w:szCs w:val="22"/>
+          <w:lang w:val="es-MX"/>
+        </w:rPr>
+        <w:fldChar w:fldCharType="begin"/>
+      </w:r>
+      <w:r>
+        <w:rPr>
+          <w:rFonts w:hint="default"/>
+          <w:sz w:val="22"/>
+          <w:szCs w:val="22"/>
+          <w:lang w:val="es-MX"/>
+        </w:rPr>
+        <w:instrText xml:space="preserve"> HYPERLINK "http://127.0.0.1:8000/bcp/inc_mgm/lista_prmto" </w:instrText>
+      </w:r>
+      <w:r>
+        <w:rPr>
+          <w:rFonts w:hint="default"/>
+          <w:sz w:val="22"/>
+          <w:szCs w:val="22"/>
+          <w:lang w:val="es-MX"/>
+        </w:rPr>
+        <w:fldChar w:fldCharType="separate"/>
+      </w:r>
+      <w:r>
+        <w:rPr>
+          <w:rStyle w:val="5"/>
+          <w:rFonts w:hint="default"/>
+          <w:sz w:val="22"/>
+          <w:szCs w:val="22"/>
+          <w:lang w:val="es-MX"/>
+        </w:rPr>
+        <w:t>http://127.0.0.1:8000/bcp/inc_mgm/lista_prmto</w:t>
+      </w:r>
+      <w:r>
+        <w:rPr>
+          <w:rFonts w:hint="default"/>
+          <w:sz w:val="22"/>
+          <w:szCs w:val="22"/>
+          <w:lang w:val="es-MX"/>
+        </w:rPr>
+        <w:fldChar w:fldCharType="end"/>
+      </w:r>
+    </w:p>
+    <w:p>
+      <w:pPr>
+        <w:rPr>
+          <w:rFonts w:hint="default"/>
+          <w:sz w:val="22"/>
+          <w:szCs w:val="22"/>
+          <w:lang w:val="es-MX"/>
+        </w:rPr>
+      </w:pPr>
+    </w:p>
+    <w:p>
+      <w:pPr>
+        <w:rPr>
+          <w:rFonts w:ascii="SimSun" w:hAnsi="SimSun" w:eastAsia="SimSun" w:cs="SimSun"/>
+          <w:sz w:val="24"/>
+          <w:szCs w:val="24"/>
+        </w:rPr>
+      </w:pPr>
+      <w:r>
+        <w:rPr>
+          <w:rFonts w:ascii="SimSun" w:hAnsi="SimSun" w:eastAsia="SimSun" w:cs="SimSun"/>
+          <w:sz w:val="24"/>
+          <w:szCs w:val="24"/>
+        </w:rPr>
+        <w:fldChar w:fldCharType="begin"/>
+      </w:r>
+      <w:r>
+        <w:rPr>
+          <w:rFonts w:ascii="SimSun" w:hAnsi="SimSun" w:eastAsia="SimSun" w:cs="SimSun"/>
+          <w:sz w:val="24"/>
+          <w:szCs w:val="24"/>
+        </w:rPr>
+        <w:instrText xml:space="preserve"> HYPERLINK "http://127.0.0.1:8000/bcp/inc_mgm/lista_prmto" </w:instrText>
+      </w:r>
+      <w:r>
+        <w:rPr>
+          <w:rFonts w:ascii="SimSun" w:hAnsi="SimSun" w:eastAsia="SimSun" w:cs="SimSun"/>
+          <w:sz w:val="24"/>
+          <w:szCs w:val="24"/>
+        </w:rPr>
+        <w:fldChar w:fldCharType="separate"/>
+      </w:r>
+      <w:r>
+        <w:rPr>
+          <w:rStyle w:val="5"/>
+          <w:rFonts w:ascii="SimSun" w:hAnsi="SimSun" w:eastAsia="SimSun" w:cs="SimSun"/>
+          <w:sz w:val="24"/>
+          <w:szCs w:val="24"/>
+        </w:rPr>
+        <w:t>defc</w:t>
+      </w:r>
+      <w:bookmarkStart w:id="0" w:name="_GoBack"/>
+      <w:bookmarkEnd w:id="0"/>
+      <w:r>
+        <w:rPr>
+          <w:rStyle w:val="5"/>
+          <w:rFonts w:ascii="SimSun" w:hAnsi="SimSun" w:eastAsia="SimSun" w:cs="SimSun"/>
+          <w:sz w:val="24"/>
+          <w:szCs w:val="24"/>
+        </w:rPr>
+        <w:t>on-5/bcp</w:t>
+      </w:r>
+      <w:r>
+        <w:rPr>
+          <w:rFonts w:ascii="SimSun" w:hAnsi="SimSun" w:eastAsia="SimSun" w:cs="SimSun"/>
+          <w:sz w:val="24"/>
+          <w:szCs w:val="24"/>
+        </w:rPr>
+        <w:fldChar w:fldCharType="end"/>
+      </w:r>
+    </w:p>
+    <w:p>
+      <w:pPr>
+        <w:rPr>
+          <w:rFonts w:hint="default" w:ascii="SimSun" w:hAnsi="SimSun" w:eastAsia="SimSun" w:cs="SimSun"/>
+          <w:sz w:val="24"/>
+          <w:szCs w:val="24"/>
+          <w:lang w:val="es-MX"/>
+        </w:rPr>
+      </w:pPr>
     </w:p>
     <w:p>
       <w:pPr>
@@ -88,7 +215,7 @@
     </w:p>
     <w:p>
       <w:pPr>
-        <w:pStyle w:val="6"/>
+        <w:pStyle w:val="7"/>
         <w:keepNext w:val="0"/>
         <w:keepLines w:val="0"/>
         <w:widowControl/>
@@ -115,7 +242,7 @@
     </w:p>
     <w:p>
       <w:pPr>
-        <w:pStyle w:val="6"/>
+        <w:pStyle w:val="7"/>
         <w:keepNext w:val="0"/>
         <w:keepLines w:val="0"/>
         <w:widowControl/>
@@ -3509,7 +3636,7 @@
     </w:p>
     <w:p>
       <w:pPr>
-        <w:pStyle w:val="6"/>
+        <w:pStyle w:val="7"/>
         <w:keepNext w:val="0"/>
         <w:keepLines w:val="0"/>
         <w:widowControl/>
@@ -3524,7 +3651,7 @@
       </w:pPr>
       <w:r>
         <w:rPr>
-          <w:rStyle w:val="5"/>
+          <w:rStyle w:val="6"/>
           <w:rFonts w:hint="default" w:ascii="Calibri" w:hAnsi="Calibri" w:eastAsia="Segoe UI" w:cs="Calibri"/>
           <w:b/>
           <w:bCs/>
@@ -3770,7 +3897,7 @@
     </w:p>
     <w:p>
       <w:pPr>
-        <w:pStyle w:val="6"/>
+        <w:pStyle w:val="7"/>
         <w:keepNext w:val="0"/>
         <w:keepLines w:val="0"/>
         <w:widowControl/>
@@ -3785,7 +3912,7 @@
       </w:pPr>
       <w:r>
         <w:rPr>
-          <w:rStyle w:val="5"/>
+          <w:rStyle w:val="6"/>
           <w:rFonts w:hint="default" w:ascii="Calibri" w:hAnsi="Calibri" w:eastAsia="Segoe UI" w:cs="Calibri"/>
           <w:b/>
           <w:bCs/>
@@ -3975,7 +4102,7 @@
     </w:p>
     <w:p>
       <w:pPr>
-        <w:pStyle w:val="6"/>
+        <w:pStyle w:val="7"/>
         <w:keepNext w:val="0"/>
         <w:keepLines w:val="0"/>
         <w:widowControl/>
@@ -4058,7 +4185,7 @@
     </w:p>
     <w:p>
       <w:pPr>
-        <w:pStyle w:val="6"/>
+        <w:pStyle w:val="7"/>
         <w:keepNext w:val="0"/>
         <w:keepLines w:val="0"/>
         <w:widowControl/>
@@ -4073,7 +4200,7 @@
       </w:pPr>
       <w:r>
         <w:rPr>
-          <w:rStyle w:val="5"/>
+          <w:rStyle w:val="6"/>
           <w:rFonts w:hint="default" w:ascii="Calibri" w:hAnsi="Calibri" w:eastAsia="Segoe UI" w:cs="Calibri"/>
           <w:b/>
           <w:bCs/>
@@ -4089,7 +4216,7 @@
       </w:r>
       <w:r>
         <w:rPr>
-          <w:rStyle w:val="5"/>
+          <w:rStyle w:val="6"/>
           <w:rFonts w:hint="default" w:ascii="Calibri" w:hAnsi="Calibri" w:eastAsia="Segoe UI" w:cs="Calibri"/>
           <w:b/>
           <w:bCs/>
@@ -4106,7 +4233,7 @@
       </w:r>
       <w:r>
         <w:rPr>
-          <w:rStyle w:val="5"/>
+          <w:rStyle w:val="6"/>
           <w:rFonts w:hint="default" w:ascii="Calibri" w:hAnsi="Calibri" w:eastAsia="Segoe UI" w:cs="Calibri"/>
           <w:b/>
           <w:bCs/>
@@ -4244,7 +4371,7 @@
     </w:p>
     <w:p>
       <w:pPr>
-        <w:pStyle w:val="6"/>
+        <w:pStyle w:val="7"/>
         <w:keepNext w:val="0"/>
         <w:keepLines w:val="0"/>
         <w:widowControl/>
@@ -4259,7 +4386,7 @@
       </w:pPr>
       <w:r>
         <w:rPr>
-          <w:rStyle w:val="5"/>
+          <w:rStyle w:val="6"/>
           <w:rFonts w:hint="default" w:ascii="Calibri" w:hAnsi="Calibri" w:eastAsia="Segoe UI" w:cs="Calibri"/>
           <w:b/>
           <w:bCs/>
@@ -7386,18 +7513,7 @@
           <w:szCs w:val="22"/>
           <w:lang w:val="es-MX"/>
         </w:rPr>
-        <w:t xml:space="preserve">Actualización Reporte de </w:t>
-      </w:r>
-      <w:r>
-        <w:rPr>
-          <w:rFonts w:hint="default"/>
-          <w:b/>
-          <w:bCs/>
-          <w:sz w:val="22"/>
-          <w:szCs w:val="22"/>
-          <w:lang w:val="es-MX"/>
-        </w:rPr>
-        <w:t>Incidente</w:t>
+        <w:t>Actualización Reporte de Incidente</w:t>
       </w:r>
       <w:r>
         <w:rPr>
@@ -7410,8 +7526,6 @@
         </w:rPr>
         <w:t xml:space="preserve">” es un a herramienta que permite registrar cambios en el incidente.  </w:t>
       </w:r>
-      <w:bookmarkStart w:id="0" w:name="_GoBack"/>
-      <w:bookmarkEnd w:id="0"/>
     </w:p>
     <w:p>
       <w:pPr>
@@ -9114,22 +9228,24 @@
     <w:p>
       <w:pPr>
         <w:numPr>
-          <w:numId w:val="0"/>
-        </w:numPr>
-        <w:jc w:val="both"/>
-        <w:rPr>
-          <w:rFonts w:hint="default"/>
-          <w:b/>
-          <w:bCs/>
-          <w:sz w:val="22"/>
-          <w:szCs w:val="22"/>
-          <w:lang w:val="es-MX"/>
-        </w:rPr>
-      </w:pPr>
-    </w:p>
-    <w:p>
-      <w:pPr>
-        <w:numPr>
+          <w:ilvl w:val="0"/>
+          <w:numId w:val="0"/>
+        </w:numPr>
+        <w:jc w:val="both"/>
+        <w:rPr>
+          <w:rFonts w:hint="default"/>
+          <w:b/>
+          <w:bCs/>
+          <w:sz w:val="22"/>
+          <w:szCs w:val="22"/>
+          <w:lang w:val="es-MX"/>
+        </w:rPr>
+      </w:pPr>
+    </w:p>
+    <w:p>
+      <w:pPr>
+        <w:numPr>
+          <w:ilvl w:val="0"/>
           <w:numId w:val="0"/>
         </w:numPr>
         <w:ind w:left="1000" w:leftChars="500" w:firstLine="0" w:firstLineChars="0"/>
@@ -9158,6 +9274,7 @@
     <w:p>
       <w:pPr>
         <w:numPr>
+          <w:ilvl w:val="0"/>
           <w:numId w:val="0"/>
         </w:numPr>
         <w:ind w:left="1000" w:leftChars="500" w:firstLine="0" w:firstLineChars="0"/>
@@ -9175,6 +9292,7 @@
     <w:p>
       <w:pPr>
         <w:numPr>
+          <w:ilvl w:val="0"/>
           <w:numId w:val="0"/>
         </w:numPr>
         <w:ind w:left="1000" w:leftChars="500" w:firstLine="0" w:firstLineChars="0"/>
@@ -9203,6 +9321,7 @@
     <w:p>
       <w:pPr>
         <w:numPr>
+          <w:ilvl w:val="0"/>
           <w:numId w:val="0"/>
         </w:numPr>
         <w:ind w:left="1000" w:leftChars="500" w:firstLine="0" w:firstLineChars="0"/>
@@ -9260,22 +9379,24 @@
     <w:p>
       <w:pPr>
         <w:numPr>
-          <w:numId w:val="0"/>
-        </w:numPr>
-        <w:jc w:val="both"/>
-        <w:rPr>
-          <w:rFonts w:hint="default"/>
-          <w:b w:val="0"/>
-          <w:bCs w:val="0"/>
-          <w:sz w:val="22"/>
-          <w:szCs w:val="22"/>
-          <w:lang w:val="es-MX"/>
-        </w:rPr>
-      </w:pPr>
-    </w:p>
-    <w:p>
-      <w:pPr>
-        <w:numPr>
+          <w:ilvl w:val="0"/>
+          <w:numId w:val="0"/>
+        </w:numPr>
+        <w:jc w:val="both"/>
+        <w:rPr>
+          <w:rFonts w:hint="default"/>
+          <w:b w:val="0"/>
+          <w:bCs w:val="0"/>
+          <w:sz w:val="22"/>
+          <w:szCs w:val="22"/>
+          <w:lang w:val="es-MX"/>
+        </w:rPr>
+      </w:pPr>
+    </w:p>
+    <w:p>
+      <w:pPr>
+        <w:numPr>
+          <w:ilvl w:val="0"/>
           <w:numId w:val="0"/>
         </w:numPr>
         <w:ind w:left="2000" w:leftChars="1000" w:firstLine="0" w:firstLineChars="0"/>
@@ -9336,6 +9457,7 @@
     <w:p>
       <w:pPr>
         <w:numPr>
+          <w:ilvl w:val="0"/>
           <w:numId w:val="0"/>
         </w:numPr>
         <w:ind w:leftChars="810"/>
@@ -9393,22 +9515,24 @@
     <w:p>
       <w:pPr>
         <w:numPr>
-          <w:numId w:val="0"/>
-        </w:numPr>
-        <w:jc w:val="both"/>
-        <w:rPr>
-          <w:rFonts w:hint="default"/>
-          <w:b w:val="0"/>
-          <w:bCs w:val="0"/>
-          <w:sz w:val="22"/>
-          <w:szCs w:val="22"/>
-          <w:lang w:val="es-MX"/>
-        </w:rPr>
-      </w:pPr>
-    </w:p>
-    <w:p>
-      <w:pPr>
-        <w:numPr>
+          <w:ilvl w:val="0"/>
+          <w:numId w:val="0"/>
+        </w:numPr>
+        <w:jc w:val="both"/>
+        <w:rPr>
+          <w:rFonts w:hint="default"/>
+          <w:b w:val="0"/>
+          <w:bCs w:val="0"/>
+          <w:sz w:val="22"/>
+          <w:szCs w:val="22"/>
+          <w:lang w:val="es-MX"/>
+        </w:rPr>
+      </w:pPr>
+    </w:p>
+    <w:p>
+      <w:pPr>
+        <w:numPr>
+          <w:ilvl w:val="0"/>
           <w:numId w:val="0"/>
         </w:numPr>
         <w:ind w:left="2000" w:leftChars="1000" w:firstLine="0" w:firstLineChars="0"/>
@@ -11124,22 +11248,24 @@
     <w:p>
       <w:pPr>
         <w:numPr>
-          <w:numId w:val="0"/>
-        </w:numPr>
-        <w:jc w:val="both"/>
-        <w:rPr>
-          <w:rFonts w:hint="default"/>
-          <w:b w:val="0"/>
-          <w:bCs w:val="0"/>
-          <w:sz w:val="22"/>
-          <w:szCs w:val="22"/>
-          <w:lang w:val="es-MX"/>
-        </w:rPr>
-      </w:pPr>
-    </w:p>
-    <w:p>
-      <w:pPr>
-        <w:numPr>
+          <w:ilvl w:val="0"/>
+          <w:numId w:val="0"/>
+        </w:numPr>
+        <w:jc w:val="both"/>
+        <w:rPr>
+          <w:rFonts w:hint="default"/>
+          <w:b w:val="0"/>
+          <w:bCs w:val="0"/>
+          <w:sz w:val="22"/>
+          <w:szCs w:val="22"/>
+          <w:lang w:val="es-MX"/>
+        </w:rPr>
+      </w:pPr>
+    </w:p>
+    <w:p>
+      <w:pPr>
+        <w:numPr>
+          <w:ilvl w:val="0"/>
           <w:numId w:val="0"/>
         </w:numPr>
         <w:ind w:left="2200" w:leftChars="1100" w:firstLine="0" w:firstLineChars="0"/>
@@ -11192,6 +11318,7 @@
     <w:p>
       <w:pPr>
         <w:numPr>
+          <w:ilvl w:val="0"/>
           <w:numId w:val="0"/>
         </w:numPr>
         <w:ind w:left="2200" w:leftChars="1100" w:firstLine="0" w:firstLineChars="0"/>
@@ -11216,6 +11343,7 @@
     <w:p>
       <w:pPr>
         <w:numPr>
+          <w:ilvl w:val="0"/>
           <w:numId w:val="0"/>
         </w:numPr>
         <w:ind w:left="2200" w:leftChars="1100" w:firstLine="0" w:firstLineChars="0"/>
@@ -11270,6 +11398,7 @@
     <w:p>
       <w:pPr>
         <w:numPr>
+          <w:ilvl w:val="0"/>
           <w:numId w:val="0"/>
         </w:numPr>
         <w:ind w:left="2200" w:leftChars="1100" w:firstLine="0" w:firstLineChars="0"/>
@@ -11283,6 +11412,7 @@
     <w:p>
       <w:pPr>
         <w:numPr>
+          <w:ilvl w:val="0"/>
           <w:numId w:val="0"/>
         </w:numPr>
         <w:ind w:left="2200" w:leftChars="1100" w:firstLine="0" w:firstLineChars="0"/>
@@ -12506,7 +12636,7 @@
     <w:lsdException w:unhideWhenUsed="0" w:uiPriority="0" w:semiHidden="0" w:name="Document Map"/>
     <w:lsdException w:unhideWhenUsed="0" w:uiPriority="0" w:semiHidden="0" w:name="Plain Text"/>
     <w:lsdException w:unhideWhenUsed="0" w:uiPriority="0" w:semiHidden="0" w:name="E-mail Signature"/>
-    <w:lsdException w:unhideWhenUsed="0" w:uiPriority="0" w:semiHidden="0" w:name="Normal (Web)"/>
+    <w:lsdException w:qFormat="1" w:unhideWhenUsed="0" w:uiPriority="0" w:semiHidden="0" w:name="Normal (Web)"/>
     <w:lsdException w:unhideWhenUsed="0" w:uiPriority="0" w:semiHidden="0" w:name="HTML Acronym"/>
     <w:lsdException w:unhideWhenUsed="0" w:uiPriority="0" w:semiHidden="0" w:name="HTML Address"/>
     <w:lsdException w:unhideWhenUsed="0" w:uiPriority="0" w:semiHidden="0" w:name="HTML Cite"/>
@@ -12517,7 +12647,7 @@
     <w:lsdException w:unhideWhenUsed="0" w:uiPriority="0" w:semiHidden="0" w:name="HTML Sample"/>
     <w:lsdException w:unhideWhenUsed="0" w:uiPriority="0" w:semiHidden="0" w:name="HTML Typewriter"/>
     <w:lsdException w:unhideWhenUsed="0" w:uiPriority="0" w:semiHidden="0" w:name="HTML Variable"/>
-    <w:lsdException w:unhideWhenUsed="0" w:uiPriority="0" w:name="Normal Table"/>
+    <w:lsdException w:qFormat="1" w:unhideWhenUsed="0" w:uiPriority="0" w:name="Normal Table"/>
     <w:lsdException w:unhideWhenUsed="0" w:uiPriority="0" w:semiHidden="0" w:name="annotation subject"/>
     <w:lsdException w:unhideWhenUsed="0" w:uiPriority="0" w:semiHidden="0" w:name="Table Simple 1"/>
     <w:lsdException w:unhideWhenUsed="0" w:uiPriority="0" w:semiHidden="0" w:name="Table Simple 2"/>
@@ -12562,7 +12692,7 @@
     <w:lsdException w:unhideWhenUsed="0" w:uiPriority="0" w:semiHidden="0" w:name="Table Web 2"/>
     <w:lsdException w:unhideWhenUsed="0" w:uiPriority="0" w:semiHidden="0" w:name="Table Web 3"/>
     <w:lsdException w:unhideWhenUsed="0" w:uiPriority="0" w:semiHidden="0" w:name="Balloon Text"/>
-    <w:lsdException w:unhideWhenUsed="0" w:uiPriority="0" w:semiHidden="0" w:name="Table Grid"/>
+    <w:lsdException w:qFormat="1" w:unhideWhenUsed="0" w:uiPriority="0" w:semiHidden="0" w:name="Table Grid"/>
     <w:lsdException w:unhideWhenUsed="0" w:uiPriority="0" w:semiHidden="0" w:name="Table Theme"/>
   </w:latentStyles>
   <w:style w:type="paragraph" w:default="1" w:styleId="1">
@@ -12582,6 +12712,7 @@
   <w:style w:type="table" w:default="1" w:styleId="3">
     <w:name w:val="Normal Table"/>
     <w:semiHidden/>
+    <w:qFormat/>
     <w:uiPriority w:val="0"/>
     <w:tblPr>
       <w:tblCellMar>
@@ -12602,6 +12733,15 @@
     </w:rPr>
   </w:style>
   <w:style w:type="character" w:styleId="5">
+    <w:name w:val="FollowedHyperlink"/>
+    <w:basedOn w:val="2"/>
+    <w:uiPriority w:val="0"/>
+    <w:rPr>
+      <w:color w:val="800080"/>
+      <w:u w:val="single"/>
+    </w:rPr>
+  </w:style>
+  <w:style w:type="character" w:styleId="6">
     <w:name w:val="Strong"/>
     <w:basedOn w:val="2"/>
     <w:qFormat/>
@@ -12611,8 +12751,9 @@
       <w:bCs/>
     </w:rPr>
   </w:style>
-  <w:style w:type="paragraph" w:styleId="6">
+  <w:style w:type="paragraph" w:styleId="7">
     <w:name w:val="Normal (Web)"/>
+    <w:qFormat/>
     <w:uiPriority w:val="0"/>
     <w:pPr>
       <w:spacing w:before="0" w:beforeAutospacing="1" w:after="0" w:afterAutospacing="1"/>
@@ -12627,9 +12768,10 @@
       <w:lang w:val="en-US" w:eastAsia="zh-CN" w:bidi="ar"/>
     </w:rPr>
   </w:style>
-  <w:style w:type="table" w:styleId="7">
+  <w:style w:type="table" w:styleId="8">
     <w:name w:val="Table Grid"/>
     <w:basedOn w:val="3"/>
+    <w:qFormat/>
     <w:uiPriority w:val="0"/>
     <w:pPr>
       <w:widowControl w:val="0"/>
